--- a/test/package-of-documents/Рейтинг на сайт D5.docx
+++ b/test/package-of-documents/Рейтинг на сайт D5.docx
@@ -77,7 +77,7 @@
           <w:sz w:val="28"/>
           <w:szCs w:val="28"/>
         </w:rPr>
-        <w:t>I</w:t>
+        <w:t>IІ</w:t>
       </w:r>
       <w:r>
         <w:rPr>
@@ -105,7 +105,7 @@
           <w:rFonts w:ascii="Times New Roman" w:hAnsi="Times New Roman"/>
           <w:sz w:val="28"/>
         </w:rPr>
-        <w:t>2025-2026</w:t>
+        <w:t>2024-2025</w:t>
       </w:r>
       <w:r>
         <w:rPr>
@@ -480,7 +480,7 @@
                 <w:rFonts w:ascii="Times New Roman" w:hAnsi="Times New Roman"/>
                 <w:sz w:val="28"/>
               </w:rPr>
-              <w:t>Поліщук Артем Валерійович</w:t>
+              <w:t>Присяжнюк Аміна Михайлівна</w:t>
             </w:r>
           </w:p>
         </w:tc>
@@ -519,7 +519,7 @@
                 <w:rFonts w:ascii="Times New Roman" w:hAnsi="Times New Roman"/>
                 <w:sz w:val="28"/>
               </w:rPr>
-              <w:t>58,42</w:t>
+              <w:t>57,00</w:t>
             </w:r>
           </w:p>
         </w:tc>
@@ -613,7 +613,7 @@
                 <w:rFonts w:ascii="Times New Roman" w:hAnsi="Times New Roman"/>
                 <w:sz w:val="28"/>
               </w:rPr>
-              <w:t>Присяжнюк Аміна Михайлівна</w:t>
+              <w:t>Поліщук Артем Валерійович</w:t>
             </w:r>
           </w:p>
         </w:tc>
@@ -639,7 +639,7 @@
                 <w:rFonts w:ascii="Times New Roman" w:hAnsi="Times New Roman"/>
                 <w:sz w:val="28"/>
               </w:rPr>
-              <w:t>56,78</w:t>
+              <w:t>56,48</w:t>
             </w:r>
           </w:p>
         </w:tc>
@@ -746,7 +746,7 @@
                 <w:rFonts w:ascii="Times New Roman" w:hAnsi="Times New Roman"/>
                 <w:sz w:val="28"/>
               </w:rPr>
-              <w:t>53,03</w:t>
+              <w:t>54,98</w:t>
             </w:r>
           </w:p>
         </w:tc>
